--- a/Docs/other/Outline of slides.docx
+++ b/Docs/other/Outline of slides.docx
@@ -8,27 +8,43 @@
       </w:r>
     </w:p>
     <w:p>
-      <w:proofErr w:type="gramStart"/>
+      <w:pPr>
+        <w:pStyle w:val="ListParagraph"/>
+        <w:numPr>
+          <w:ilvl w:val="0"/>
+          <w:numId w:val="1"/>
+        </w:numPr>
+      </w:pPr>
       <w:r>
         <w:t>Thesis:</w:t>
       </w:r>
       <w:r>
-        <w:t xml:space="preserve"> My</w:t>
-      </w:r>
-      <w:proofErr w:type="gramEnd"/>
-      <w:r>
-        <w:t xml:space="preserve"> project is to design, deploy, and evaluate a secure multi-</w:t>
-      </w:r>
-      <w:proofErr w:type="gramStart"/>
-      <w:r>
-        <w:t>layered</w:t>
-      </w:r>
-      <w:proofErr w:type="gramEnd"/>
-      <w:r>
-        <w:t xml:space="preserve"> network that models a modern enterprise environment.</w:t>
-      </w:r>
-    </w:p>
-    <w:p>
+        <w:t xml:space="preserve"> </w:t>
+      </w:r>
+    </w:p>
+    <w:p>
+      <w:pPr>
+        <w:pStyle w:val="ListParagraph"/>
+        <w:numPr>
+          <w:ilvl w:val="1"/>
+          <w:numId w:val="1"/>
+        </w:numPr>
+      </w:pPr>
+      <w:r>
+        <w:t>My</w:t>
+      </w:r>
+      <w:r>
+        <w:t xml:space="preserve"> project is to design, deploy, and evaluate a secure multi-layered network that models a modern enterprise environment.</w:t>
+      </w:r>
+    </w:p>
+    <w:p>
+      <w:pPr>
+        <w:pStyle w:val="ListParagraph"/>
+        <w:numPr>
+          <w:ilvl w:val="0"/>
+          <w:numId w:val="1"/>
+        </w:numPr>
+      </w:pPr>
       <w:r>
         <w:t>Introduction:</w:t>
       </w:r>
@@ -37,14 +53,29 @@
       </w:r>
     </w:p>
     <w:p>
-      <w:r>
-        <w:tab/>
+      <w:pPr>
+        <w:pStyle w:val="ListParagraph"/>
+        <w:numPr>
+          <w:ilvl w:val="1"/>
+          <w:numId w:val="1"/>
+        </w:numPr>
+      </w:pPr>
+      <w:r>
         <w:t>Name: William</w:t>
       </w:r>
-    </w:p>
-    <w:p>
-      <w:r>
-        <w:tab/>
+      <w:r>
+        <w:t xml:space="preserve"> A. Skinner</w:t>
+      </w:r>
+    </w:p>
+    <w:p>
+      <w:pPr>
+        <w:pStyle w:val="ListParagraph"/>
+        <w:numPr>
+          <w:ilvl w:val="1"/>
+          <w:numId w:val="1"/>
+        </w:numPr>
+      </w:pPr>
+      <w:r>
         <w:t xml:space="preserve">Project: </w:t>
       </w:r>
       <w:r>
@@ -52,10 +83,25 @@
       </w:r>
     </w:p>
     <w:p>
-      <w:r>
-        <w:tab/>
+      <w:pPr>
+        <w:pStyle w:val="ListParagraph"/>
+        <w:numPr>
+          <w:ilvl w:val="1"/>
+          <w:numId w:val="1"/>
+        </w:numPr>
+      </w:pPr>
+      <w:r>
         <w:t xml:space="preserve">Info: </w:t>
       </w:r>
+    </w:p>
+    <w:p>
+      <w:pPr>
+        <w:pStyle w:val="ListParagraph"/>
+        <w:numPr>
+          <w:ilvl w:val="2"/>
+          <w:numId w:val="1"/>
+        </w:numPr>
+      </w:pPr>
       <w:r>
         <w:t>This environment will consist of three distinct network layers: an external public network representing the Internet, an internal network used for users and service access, and a private data network</w:t>
       </w:r>
@@ -64,6 +110,13 @@
       </w:r>
     </w:p>
     <w:p>
+      <w:pPr>
+        <w:pStyle w:val="ListParagraph"/>
+        <w:numPr>
+          <w:ilvl w:val="0"/>
+          <w:numId w:val="1"/>
+        </w:numPr>
+      </w:pPr>
       <w:r>
         <w:t>Demo:</w:t>
       </w:r>
@@ -72,102 +125,264 @@
       </w:r>
     </w:p>
     <w:p>
-      <w:r>
-        <w:tab/>
-        <w:t xml:space="preserve">Primary: connect and show number of </w:t>
-      </w:r>
-      <w:proofErr w:type="spellStart"/>
-      <w:r>
-        <w:t>vms</w:t>
-      </w:r>
-      <w:proofErr w:type="spellEnd"/>
-      <w:r>
-        <w:t xml:space="preserve"> and run </w:t>
-      </w:r>
-      <w:proofErr w:type="spellStart"/>
-      <w:r>
-        <w:t>nmap</w:t>
-      </w:r>
-      <w:proofErr w:type="spellEnd"/>
-      <w:r>
-        <w:t xml:space="preserve"> scan to show network off.</w:t>
-      </w:r>
-    </w:p>
-    <w:p>
-      <w:r>
-        <w:tab/>
+      <w:pPr>
+        <w:pStyle w:val="ListParagraph"/>
+        <w:numPr>
+          <w:ilvl w:val="1"/>
+          <w:numId w:val="1"/>
+        </w:numPr>
+      </w:pPr>
+      <w:r>
+        <w:t>Primary: connect and show number of vms and run nmap scan to show network off.</w:t>
+      </w:r>
+    </w:p>
+    <w:p>
+      <w:pPr>
+        <w:pStyle w:val="ListParagraph"/>
+        <w:numPr>
+          <w:ilvl w:val="1"/>
+          <w:numId w:val="1"/>
+        </w:numPr>
+      </w:pPr>
+      <w:r>
         <w:t>Backup: I’ll be using screenshots with explanations to show off the system.</w:t>
       </w:r>
     </w:p>
     <w:p>
-      <w:r>
-        <w:tab/>
+      <w:pPr>
+        <w:pStyle w:val="ListParagraph"/>
+        <w:numPr>
+          <w:ilvl w:val="1"/>
+          <w:numId w:val="1"/>
+        </w:numPr>
+      </w:pPr>
+      <w:r>
         <w:t>Most likely using backup.</w:t>
       </w:r>
     </w:p>
     <w:p>
+      <w:pPr>
+        <w:pStyle w:val="ListParagraph"/>
+        <w:numPr>
+          <w:ilvl w:val="0"/>
+          <w:numId w:val="1"/>
+        </w:numPr>
+      </w:pPr>
+      <w:r>
+        <w:t>Technologies:</w:t>
+      </w:r>
+    </w:p>
+    <w:p>
+      <w:pPr>
+        <w:pStyle w:val="ListParagraph"/>
+        <w:numPr>
+          <w:ilvl w:val="1"/>
+          <w:numId w:val="1"/>
+        </w:numPr>
+      </w:pPr>
+      <w:r>
+        <w:t>Content:</w:t>
+      </w:r>
+    </w:p>
+    <w:p>
+      <w:pPr>
+        <w:pStyle w:val="ListParagraph"/>
+        <w:numPr>
+          <w:ilvl w:val="2"/>
+          <w:numId w:val="1"/>
+        </w:numPr>
+      </w:pPr>
+      <w:r>
+        <w:t xml:space="preserve">Windows, Hyper-V, Ubuntu, MongoDB, node.js, nginx, pm2, DNS, Domain Services, OPNsense, Nmap, </w:t>
+      </w:r>
+      <w:r>
+        <w:t>Nessus</w:t>
+      </w:r>
+      <w:r>
+        <w:t xml:space="preserve">  </w:t>
+      </w:r>
+    </w:p>
+    <w:p>
+      <w:pPr>
+        <w:pStyle w:val="ListParagraph"/>
+        <w:numPr>
+          <w:ilvl w:val="0"/>
+          <w:numId w:val="1"/>
+        </w:numPr>
+      </w:pPr>
       <w:r>
         <w:t>Retrospective:</w:t>
       </w:r>
     </w:p>
     <w:p>
-      <w:r>
-        <w:tab/>
-        <w:t xml:space="preserve">Content: For the bare bones of it I am </w:t>
-      </w:r>
-      <w:proofErr w:type="spellStart"/>
-      <w:r>
-        <w:t>gonna</w:t>
-      </w:r>
-      <w:proofErr w:type="spellEnd"/>
-      <w:r>
-        <w:t xml:space="preserve"> be just talking about how things went </w:t>
-      </w:r>
-      <w:proofErr w:type="gramStart"/>
-      <w:r>
-        <w:t>wrong</w:t>
-      </w:r>
-      <w:proofErr w:type="gramEnd"/>
-      <w:r>
-        <w:t xml:space="preserve"> how I adapted and how I corrected for those issues.</w:t>
-      </w:r>
-    </w:p>
-    <w:p>
-      <w:r>
-        <w:tab/>
-        <w:t>Issue: Blade disconnect, network failure, deleted capstone, configuration errors</w:t>
-      </w:r>
-    </w:p>
-    <w:p>
+      <w:pPr>
+        <w:pStyle w:val="ListParagraph"/>
+        <w:numPr>
+          <w:ilvl w:val="1"/>
+          <w:numId w:val="1"/>
+        </w:numPr>
+      </w:pPr>
+      <w:r>
+        <w:t xml:space="preserve">Content: </w:t>
+      </w:r>
+    </w:p>
+    <w:p>
+      <w:pPr>
+        <w:pStyle w:val="ListParagraph"/>
+        <w:numPr>
+          <w:ilvl w:val="2"/>
+          <w:numId w:val="1"/>
+        </w:numPr>
+      </w:pPr>
+      <w:r>
+        <w:t>For the bare bones of it I am gonna be just talking about how things went wrong how I adapted and how I corrected for those issues.</w:t>
+      </w:r>
+    </w:p>
+    <w:p>
+      <w:pPr>
+        <w:pStyle w:val="ListParagraph"/>
+        <w:numPr>
+          <w:ilvl w:val="1"/>
+          <w:numId w:val="1"/>
+        </w:numPr>
+      </w:pPr>
+      <w:r>
+        <w:t xml:space="preserve">Issue: </w:t>
+      </w:r>
+    </w:p>
+    <w:p>
+      <w:pPr>
+        <w:pStyle w:val="ListParagraph"/>
+        <w:numPr>
+          <w:ilvl w:val="2"/>
+          <w:numId w:val="1"/>
+        </w:numPr>
+      </w:pPr>
+      <w:r>
+        <w:t>Blade disconnect, network failure, deleted capstone, configuration errors</w:t>
+      </w:r>
+    </w:p>
+    <w:p>
+      <w:pPr>
+        <w:pStyle w:val="ListParagraph"/>
+        <w:numPr>
+          <w:ilvl w:val="0"/>
+          <w:numId w:val="1"/>
+        </w:numPr>
+      </w:pPr>
       <w:r>
         <w:t>Conclusion:</w:t>
       </w:r>
     </w:p>
     <w:p>
-      <w:r>
-        <w:tab/>
-        <w:t>Content: For the most part, my conclusion will be primarily just re-</w:t>
-      </w:r>
-      <w:proofErr w:type="gramStart"/>
-      <w:r>
-        <w:t>summarizing how</w:t>
-      </w:r>
-      <w:proofErr w:type="gramEnd"/>
-      <w:r>
-        <w:t xml:space="preserve"> these issues and my overall experience with the project.</w:t>
-      </w:r>
-    </w:p>
-    <w:p>
+      <w:pPr>
+        <w:pStyle w:val="ListParagraph"/>
+        <w:numPr>
+          <w:ilvl w:val="1"/>
+          <w:numId w:val="1"/>
+        </w:numPr>
+      </w:pPr>
+      <w:r>
+        <w:t xml:space="preserve">Content: </w:t>
+      </w:r>
+    </w:p>
+    <w:p>
+      <w:pPr>
+        <w:pStyle w:val="ListParagraph"/>
+        <w:numPr>
+          <w:ilvl w:val="2"/>
+          <w:numId w:val="1"/>
+        </w:numPr>
+      </w:pPr>
+      <w:r>
+        <w:t>For the most part, my conclusion will be primarily just re-summarizing how these issues and my overall experience with the project.</w:t>
+      </w:r>
+    </w:p>
+    <w:p>
+      <w:pPr>
+        <w:pStyle w:val="ListParagraph"/>
+        <w:numPr>
+          <w:ilvl w:val="0"/>
+          <w:numId w:val="1"/>
+        </w:numPr>
+      </w:pPr>
       <w:r>
         <w:t>Questions:</w:t>
       </w:r>
     </w:p>
     <w:p>
-      <w:r>
-        <w:tab/>
-      </w:r>
-    </w:p>
-    <w:p/>
+      <w:pPr>
+        <w:pStyle w:val="ListParagraph"/>
+        <w:numPr>
+          <w:ilvl w:val="1"/>
+          <w:numId w:val="1"/>
+        </w:numPr>
+      </w:pPr>
+      <w:r>
+        <w:t>How did issues affect your time?</w:t>
+      </w:r>
+    </w:p>
+    <w:p>
+      <w:pPr>
+        <w:pStyle w:val="ListParagraph"/>
+        <w:numPr>
+          <w:ilvl w:val="2"/>
+          <w:numId w:val="1"/>
+        </w:numPr>
+      </w:pPr>
+      <w:r>
+        <w:t>The issues that I brought up caused existential time losses as I had to rebuild most systems when they happened.</w:t>
+      </w:r>
+    </w:p>
+    <w:p>
+      <w:pPr>
+        <w:pStyle w:val="ListParagraph"/>
+        <w:numPr>
+          <w:ilvl w:val="1"/>
+          <w:numId w:val="1"/>
+        </w:numPr>
+      </w:pPr>
+      <w:r>
+        <w:t>What did you learn from this project?</w:t>
+      </w:r>
+    </w:p>
+    <w:p>
+      <w:pPr>
+        <w:pStyle w:val="ListParagraph"/>
+        <w:numPr>
+          <w:ilvl w:val="2"/>
+          <w:numId w:val="1"/>
+        </w:numPr>
+      </w:pPr>
+      <w:r>
+        <w:lastRenderedPageBreak/>
+        <w:t>I learned a lot about how system architecture is built and maintained, and you can break one.</w:t>
+      </w:r>
+    </w:p>
+    <w:p>
+      <w:pPr>
+        <w:pStyle w:val="ListParagraph"/>
+        <w:numPr>
+          <w:ilvl w:val="1"/>
+          <w:numId w:val="1"/>
+        </w:numPr>
+      </w:pPr>
+      <w:r>
+        <w:t>Did your project succeed or fail?</w:t>
+      </w:r>
+    </w:p>
+    <w:p>
+      <w:pPr>
+        <w:pStyle w:val="ListParagraph"/>
+        <w:numPr>
+          <w:ilvl w:val="2"/>
+          <w:numId w:val="1"/>
+        </w:numPr>
+      </w:pPr>
+      <w:r>
+        <w:t>I would say overall my projects succeed, but I never got to my extended tasks.</w:t>
+      </w:r>
+    </w:p>
     <w:sectPr>
       <w:pgSz w:w="12240" w:h="15840"/>
       <w:pgMar w:top="1440" w:right="1440" w:bottom="1440" w:left="1440" w:header="720" w:footer="720" w:gutter="0"/>
@@ -176,6 +391,127 @@
     </w:sectPr>
   </w:body>
 </w:document>
+</file>
+
+<file path=word/numbering.xml><?xml version="1.0" encoding="utf-8"?>
+<w:numbering xmlns:wpc="http://schemas.microsoft.com/office/word/2010/wordprocessingCanvas" xmlns:cx="http://schemas.microsoft.com/office/drawing/2014/chartex" xmlns:cx1="http://schemas.microsoft.com/office/drawing/2015/9/8/chartex" xmlns:cx2="http://schemas.microsoft.com/office/drawing/2015/10/21/chartex" xmlns:cx3="http://schemas.microsoft.com/office/drawing/2016/5/9/chartex" xmlns:cx4="http://schemas.microsoft.com/office/drawing/2016/5/10/chartex" xmlns:cx5="http://schemas.microsoft.com/office/drawing/2016/5/11/chartex" xmlns:cx6="http://schemas.microsoft.com/office/drawing/2016/5/12/chartex" xmlns:cx7="http://schemas.microsoft.com/office/drawing/2016/5/13/chartex" xmlns:cx8="http://schemas.microsoft.com/office/drawing/2016/5/14/chartex" xmlns:mc="http://schemas.openxmlformats.org/markup-compatibility/2006" xmlns:aink="http://schemas.microsoft.com/office/drawing/2016/ink" xmlns:am3d="http://schemas.microsoft.com/office/drawing/2017/model3d" xmlns:o="urn:schemas-microsoft-com:office:office" xmlns:oel="http://schemas.microsoft.com/office/2019/extlst" xmlns:r="http://schemas.openxmlformats.org/officeDocument/2006/relationships" xmlns:m="http://schemas.openxmlformats.org/officeDocument/2006/math" xmlns:v="urn:schemas-microsoft-com:vml" xmlns:wp14="http://schemas.microsoft.com/office/word/2010/wordprocessingDrawing" xmlns:wp="http://schemas.openxmlformats.org/drawingml/2006/wordprocessingDrawing" xmlns:w10="urn:schemas-microsoft-com:office:word" xmlns:w="http://schemas.openxmlformats.org/wordprocessingml/2006/main" xmlns:w14="http://schemas.microsoft.com/office/word/2010/wordml" xmlns:w15="http://schemas.microsoft.com/office/word/2012/wordml" xmlns:w16cex="http://schemas.microsoft.com/office/word/2018/wordml/cex" xmlns:w16cid="http://schemas.microsoft.com/office/word/2016/wordml/cid" xmlns:w16="http://schemas.microsoft.com/office/word/2018/wordml" xmlns:w16du="http://schemas.microsoft.com/office/word/2023/wordml/word16du" xmlns:w16sdtdh="http://schemas.microsoft.com/office/word/2020/wordml/sdtdatahash" xmlns:w16sdtfl="http://schemas.microsoft.com/office/word/2024/wordml/sdtformatlock" xmlns:w16se="http://schemas.microsoft.com/office/word/2015/wordml/symex" xmlns:wpg="http://schemas.microsoft.com/office/word/2010/wordprocessingGroup" xmlns:wpi="http://schemas.microsoft.com/office/word/2010/wordprocessingInk" xmlns:wne="http://schemas.microsoft.com/office/word/2006/wordml" xmlns:wps="http://schemas.microsoft.com/office/word/2010/wordprocessingShape" mc:Ignorable="w14 w15 w16se w16cid w16 w16cex w16sdtdh w16sdtfl w16du wp14">
+  <w:abstractNum w:abstractNumId="0" w15:restartNumberingAfterBreak="0">
+    <w:nsid w:val="22531433"/>
+    <w:multiLevelType w:val="hybridMultilevel"/>
+    <w:tmpl w:val="3C82A0D8"/>
+    <w:lvl w:ilvl="0" w:tplc="04090001">
+      <w:start w:val="1"/>
+      <w:numFmt w:val="bullet"/>
+      <w:lvlText w:val=""/>
+      <w:lvlJc w:val="left"/>
+      <w:pPr>
+        <w:ind w:left="720" w:hanging="360"/>
+      </w:pPr>
+      <w:rPr>
+        <w:rFonts w:ascii="Symbol" w:hAnsi="Symbol" w:hint="default"/>
+      </w:rPr>
+    </w:lvl>
+    <w:lvl w:ilvl="1" w:tplc="04090003">
+      <w:start w:val="1"/>
+      <w:numFmt w:val="bullet"/>
+      <w:lvlText w:val="o"/>
+      <w:lvlJc w:val="left"/>
+      <w:pPr>
+        <w:ind w:left="1440" w:hanging="360"/>
+      </w:pPr>
+      <w:rPr>
+        <w:rFonts w:ascii="Courier New" w:hAnsi="Courier New" w:cs="Courier New" w:hint="default"/>
+      </w:rPr>
+    </w:lvl>
+    <w:lvl w:ilvl="2" w:tplc="04090005">
+      <w:start w:val="1"/>
+      <w:numFmt w:val="bullet"/>
+      <w:lvlText w:val=""/>
+      <w:lvlJc w:val="left"/>
+      <w:pPr>
+        <w:ind w:left="2160" w:hanging="360"/>
+      </w:pPr>
+      <w:rPr>
+        <w:rFonts w:ascii="Wingdings" w:hAnsi="Wingdings" w:hint="default"/>
+      </w:rPr>
+    </w:lvl>
+    <w:lvl w:ilvl="3" w:tplc="04090001" w:tentative="1">
+      <w:start w:val="1"/>
+      <w:numFmt w:val="bullet"/>
+      <w:lvlText w:val=""/>
+      <w:lvlJc w:val="left"/>
+      <w:pPr>
+        <w:ind w:left="2880" w:hanging="360"/>
+      </w:pPr>
+      <w:rPr>
+        <w:rFonts w:ascii="Symbol" w:hAnsi="Symbol" w:hint="default"/>
+      </w:rPr>
+    </w:lvl>
+    <w:lvl w:ilvl="4" w:tplc="04090003" w:tentative="1">
+      <w:start w:val="1"/>
+      <w:numFmt w:val="bullet"/>
+      <w:lvlText w:val="o"/>
+      <w:lvlJc w:val="left"/>
+      <w:pPr>
+        <w:ind w:left="3600" w:hanging="360"/>
+      </w:pPr>
+      <w:rPr>
+        <w:rFonts w:ascii="Courier New" w:hAnsi="Courier New" w:cs="Courier New" w:hint="default"/>
+      </w:rPr>
+    </w:lvl>
+    <w:lvl w:ilvl="5" w:tplc="04090005" w:tentative="1">
+      <w:start w:val="1"/>
+      <w:numFmt w:val="bullet"/>
+      <w:lvlText w:val=""/>
+      <w:lvlJc w:val="left"/>
+      <w:pPr>
+        <w:ind w:left="4320" w:hanging="360"/>
+      </w:pPr>
+      <w:rPr>
+        <w:rFonts w:ascii="Wingdings" w:hAnsi="Wingdings" w:hint="default"/>
+      </w:rPr>
+    </w:lvl>
+    <w:lvl w:ilvl="6" w:tplc="04090001" w:tentative="1">
+      <w:start w:val="1"/>
+      <w:numFmt w:val="bullet"/>
+      <w:lvlText w:val=""/>
+      <w:lvlJc w:val="left"/>
+      <w:pPr>
+        <w:ind w:left="5040" w:hanging="360"/>
+      </w:pPr>
+      <w:rPr>
+        <w:rFonts w:ascii="Symbol" w:hAnsi="Symbol" w:hint="default"/>
+      </w:rPr>
+    </w:lvl>
+    <w:lvl w:ilvl="7" w:tplc="04090003" w:tentative="1">
+      <w:start w:val="1"/>
+      <w:numFmt w:val="bullet"/>
+      <w:lvlText w:val="o"/>
+      <w:lvlJc w:val="left"/>
+      <w:pPr>
+        <w:ind w:left="5760" w:hanging="360"/>
+      </w:pPr>
+      <w:rPr>
+        <w:rFonts w:ascii="Courier New" w:hAnsi="Courier New" w:cs="Courier New" w:hint="default"/>
+      </w:rPr>
+    </w:lvl>
+    <w:lvl w:ilvl="8" w:tplc="04090005" w:tentative="1">
+      <w:start w:val="1"/>
+      <w:numFmt w:val="bullet"/>
+      <w:lvlText w:val=""/>
+      <w:lvlJc w:val="left"/>
+      <w:pPr>
+        <w:ind w:left="6480" w:hanging="360"/>
+      </w:pPr>
+      <w:rPr>
+        <w:rFonts w:ascii="Wingdings" w:hAnsi="Wingdings" w:hint="default"/>
+      </w:rPr>
+    </w:lvl>
+  </w:abstractNum>
+  <w:num w:numId="1" w16cid:durableId="544878155">
+    <w:abstractNumId w:val="0"/>
+  </w:num>
+</w:numbering>
 </file>
 
 <file path=word/styles.xml><?xml version="1.0" encoding="utf-8"?>
@@ -781,7 +1117,6 @@
   <w:style w:type="character" w:default="1" w:styleId="DefaultParagraphFont">
     <w:name w:val="Default Paragraph Font"/>
     <w:uiPriority w:val="1"/>
-    <w:semiHidden/>
     <w:unhideWhenUsed/>
   </w:style>
   <w:style w:type="table" w:default="1" w:styleId="TableNormal">

--- a/Docs/other/Outline of slides.docx
+++ b/Docs/other/Outline of slides.docx
@@ -91,6 +91,18 @@
         </w:numPr>
       </w:pPr>
       <w:r>
+        <w:t>Audience: The audience is made up of staff and peers within the IT and other degree paths</w:t>
+      </w:r>
+    </w:p>
+    <w:p>
+      <w:pPr>
+        <w:pStyle w:val="ListParagraph"/>
+        <w:numPr>
+          <w:ilvl w:val="1"/>
+          <w:numId w:val="1"/>
+        </w:numPr>
+      </w:pPr>
+      <w:r>
         <w:t xml:space="preserve">Info: </w:t>
       </w:r>
     </w:p>
@@ -343,6 +355,7 @@
         </w:numPr>
       </w:pPr>
       <w:r>
+        <w:lastRenderedPageBreak/>
         <w:t>What did you learn from this project?</w:t>
       </w:r>
     </w:p>
@@ -355,7 +368,6 @@
         </w:numPr>
       </w:pPr>
       <w:r>
-        <w:lastRenderedPageBreak/>
         <w:t>I learned a lot about how system architecture is built and maintained, and you can break one.</w:t>
       </w:r>
     </w:p>
@@ -1117,6 +1129,7 @@
   <w:style w:type="character" w:default="1" w:styleId="DefaultParagraphFont">
     <w:name w:val="Default Paragraph Font"/>
     <w:uiPriority w:val="1"/>
+    <w:semiHidden/>
     <w:unhideWhenUsed/>
   </w:style>
   <w:style w:type="table" w:default="1" w:styleId="TableNormal">

--- a/Docs/other/Outline of slides.docx
+++ b/Docs/other/Outline of slides.docx
@@ -91,8 +91,13 @@
         </w:numPr>
       </w:pPr>
       <w:r>
-        <w:t>Audience: The audience is made up of staff and peers within the IT and other degree paths</w:t>
-      </w:r>
+        <w:t xml:space="preserve">Audience: The audience is made up of staff and peers within the IT and other </w:t>
+      </w:r>
+      <w:proofErr w:type="gramStart"/>
+      <w:r>
+        <w:t>degree paths</w:t>
+      </w:r>
+      <w:proofErr w:type="gramEnd"/>
     </w:p>
     <w:p>
       <w:pPr>
@@ -145,7 +150,23 @@
         </w:numPr>
       </w:pPr>
       <w:r>
-        <w:t>Primary: connect and show number of vms and run nmap scan to show network off.</w:t>
+        <w:t xml:space="preserve">Primary: connect and show number of </w:t>
+      </w:r>
+      <w:proofErr w:type="spellStart"/>
+      <w:r>
+        <w:t>vms</w:t>
+      </w:r>
+      <w:proofErr w:type="spellEnd"/>
+      <w:r>
+        <w:t xml:space="preserve"> and run </w:t>
+      </w:r>
+      <w:proofErr w:type="spellStart"/>
+      <w:r>
+        <w:t>nmap</w:t>
+      </w:r>
+      <w:proofErr w:type="spellEnd"/>
+      <w:r>
+        <w:t xml:space="preserve"> scan to show network off.</w:t>
       </w:r>
     </w:p>
     <w:p>
@@ -176,6 +197,81 @@
       <w:pPr>
         <w:pStyle w:val="ListParagraph"/>
         <w:numPr>
+          <w:ilvl w:val="1"/>
+          <w:numId w:val="1"/>
+        </w:numPr>
+      </w:pPr>
+      <w:r>
+        <w:t>Talk points:</w:t>
+      </w:r>
+    </w:p>
+    <w:p>
+      <w:pPr>
+        <w:pStyle w:val="ListParagraph"/>
+        <w:numPr>
+          <w:ilvl w:val="2"/>
+          <w:numId w:val="1"/>
+        </w:numPr>
+      </w:pPr>
+      <w:r>
+        <w:t>DNS – show baseline</w:t>
+      </w:r>
+    </w:p>
+    <w:p>
+      <w:pPr>
+        <w:pStyle w:val="ListParagraph"/>
+        <w:numPr>
+          <w:ilvl w:val="2"/>
+          <w:numId w:val="1"/>
+        </w:numPr>
+      </w:pPr>
+      <w:r>
+        <w:t>Domain – show connection</w:t>
+      </w:r>
+    </w:p>
+    <w:p>
+      <w:pPr>
+        <w:pStyle w:val="ListParagraph"/>
+        <w:numPr>
+          <w:ilvl w:val="2"/>
+          <w:numId w:val="1"/>
+        </w:numPr>
+      </w:pPr>
+      <w:r>
+        <w:t>Firewall – show main rule</w:t>
+      </w:r>
+    </w:p>
+    <w:p>
+      <w:pPr>
+        <w:pStyle w:val="ListParagraph"/>
+        <w:numPr>
+          <w:ilvl w:val="2"/>
+          <w:numId w:val="1"/>
+        </w:numPr>
+      </w:pPr>
+      <w:r>
+        <w:t>Website</w:t>
+      </w:r>
+      <w:r>
+        <w:t xml:space="preserve"> – show functions</w:t>
+      </w:r>
+    </w:p>
+    <w:p>
+      <w:pPr>
+        <w:pStyle w:val="ListParagraph"/>
+        <w:numPr>
+          <w:ilvl w:val="2"/>
+          <w:numId w:val="1"/>
+        </w:numPr>
+      </w:pPr>
+      <w:r>
+        <w:t>Nmap scan – Show testing</w:t>
+      </w:r>
+    </w:p>
+    <w:p>
+      <w:pPr>
+        <w:pStyle w:val="ListParagraph"/>
+        <w:numPr>
           <w:ilvl w:val="0"/>
           <w:numId w:val="1"/>
         </w:numPr>
@@ -205,7 +301,7 @@
         </w:numPr>
       </w:pPr>
       <w:r>
-        <w:t xml:space="preserve">Windows, Hyper-V, Ubuntu, MongoDB, node.js, nginx, pm2, DNS, Domain Services, OPNsense, Nmap, </w:t>
+        <w:t xml:space="preserve">Windows, Ubuntu, MongoDB, node.js, nginx, pm2, OPNsense, Nmap, </w:t>
       </w:r>
       <w:r>
         <w:t>Nessus</w:t>
@@ -247,7 +343,31 @@
         </w:numPr>
       </w:pPr>
       <w:r>
-        <w:t>For the bare bones of it I am gonna be just talking about how things went wrong how I adapted and how I corrected for those issues.</w:t>
+        <w:t xml:space="preserve">For the bare bones of it I am </w:t>
+      </w:r>
+      <w:proofErr w:type="spellStart"/>
+      <w:r>
+        <w:t>gonna</w:t>
+      </w:r>
+      <w:proofErr w:type="spellEnd"/>
+      <w:r>
+        <w:t xml:space="preserve"> be just talking about how things went </w:t>
+      </w:r>
+      <w:proofErr w:type="gramStart"/>
+      <w:r>
+        <w:t>wrong</w:t>
+      </w:r>
+      <w:proofErr w:type="gramEnd"/>
+      <w:r>
+        <w:t xml:space="preserve"> how I adapted and how I </w:t>
+      </w:r>
+      <w:proofErr w:type="gramStart"/>
+      <w:r>
+        <w:t>corrected for</w:t>
+      </w:r>
+      <w:proofErr w:type="gramEnd"/>
+      <w:r>
+        <w:t xml:space="preserve"> those issues.</w:t>
       </w:r>
     </w:p>
     <w:p>
@@ -271,7 +391,43 @@
         </w:numPr>
       </w:pPr>
       <w:r>
-        <w:t>Blade disconnect, network failure, deleted capstone, configuration errors</w:t>
+        <w:t xml:space="preserve">Blade </w:t>
+      </w:r>
+      <w:proofErr w:type="gramStart"/>
+      <w:r>
+        <w:t>disconnect</w:t>
+      </w:r>
+      <w:proofErr w:type="gramEnd"/>
+      <w:r>
+        <w:t xml:space="preserve">, network failure, </w:t>
+      </w:r>
+      <w:r>
+        <w:t>Database authentication, Synology, firewall</w:t>
+      </w:r>
+    </w:p>
+    <w:p>
+      <w:pPr>
+        <w:pStyle w:val="ListParagraph"/>
+        <w:numPr>
+          <w:ilvl w:val="1"/>
+          <w:numId w:val="1"/>
+        </w:numPr>
+      </w:pPr>
+      <w:r>
+        <w:t>Fixes:</w:t>
+      </w:r>
+    </w:p>
+    <w:p>
+      <w:pPr>
+        <w:pStyle w:val="ListParagraph"/>
+        <w:numPr>
+          <w:ilvl w:val="2"/>
+          <w:numId w:val="1"/>
+        </w:numPr>
+      </w:pPr>
+      <w:r>
+        <w:lastRenderedPageBreak/>
+        <w:t>Move to one blade, work in the room, change the passcode, rebuild, move to one firewall</w:t>
       </w:r>
     </w:p>
     <w:p>
@@ -307,7 +463,15 @@
         </w:numPr>
       </w:pPr>
       <w:r>
-        <w:t>For the most part, my conclusion will be primarily just re-summarizing how these issues and my overall experience with the project.</w:t>
+        <w:t>For the most part, my conclusion will be primarily just re-</w:t>
+      </w:r>
+      <w:proofErr w:type="gramStart"/>
+      <w:r>
+        <w:t>summarizing how</w:t>
+      </w:r>
+      <w:proofErr w:type="gramEnd"/>
+      <w:r>
+        <w:t xml:space="preserve"> these issues and my overall experience with the project.</w:t>
       </w:r>
     </w:p>
     <w:p>
@@ -355,7 +519,6 @@
         </w:numPr>
       </w:pPr>
       <w:r>
-        <w:lastRenderedPageBreak/>
         <w:t>What did you learn from this project?</w:t>
       </w:r>
     </w:p>
@@ -392,7 +555,15 @@
         </w:numPr>
       </w:pPr>
       <w:r>
-        <w:t>I would say overall my projects succeed, but I never got to my extended tasks.</w:t>
+        <w:t xml:space="preserve">I would say overall my projects </w:t>
+      </w:r>
+      <w:proofErr w:type="gramStart"/>
+      <w:r>
+        <w:t>succeed</w:t>
+      </w:r>
+      <w:proofErr w:type="gramEnd"/>
+      <w:r>
+        <w:t>, but I never got to my extended tasks.</w:t>
       </w:r>
     </w:p>
     <w:sectPr>
